--- a/backend/src/main/resources/templates/demande_template3.docx
+++ b/backend/src/main/resources/templates/demande_template3.docx
@@ -77,6 +77,121 @@
         <w:t>إلـــــى</w:t>
       </w:r>
     </w:p>
+    <w:tbl>
+      <w:tblPr>
+        <w:tblStyle w:val="4"/>
+        <w:bidiVisual/>
+        <w:tblW w:w="0" w:type="auto"/>
+        <w:tblInd w:w="0" w:type="dxa"/>
+        <w:tblBorders>
+          <w:top w:val="none" w:color="auto" w:sz="0" w:space="0"/>
+          <w:left w:val="none" w:color="auto" w:sz="0" w:space="0"/>
+          <w:bottom w:val="none" w:color="auto" w:sz="0" w:space="0"/>
+          <w:right w:val="none" w:color="auto" w:sz="0" w:space="0"/>
+          <w:insideH w:val="none" w:color="auto" w:sz="0" w:space="0"/>
+          <w:insideV w:val="none" w:color="auto" w:sz="0" w:space="0"/>
+        </w:tblBorders>
+        <w:tblLayout w:type="autofit"/>
+        <w:tblCellMar>
+          <w:left w:w="108" w:type="dxa"/>
+          <w:right w:w="108" w:type="dxa"/>
+        </w:tblCellMar>
+      </w:tblPr>
+      <w:tblGrid>
+        <w:gridCol w:w="4931"/>
+        <w:gridCol w:w="4931"/>
+      </w:tblGrid>
+      <w:tr>
+        <w:tblPrEx>
+          <w:tblBorders>
+            <w:top w:val="none" w:color="auto" w:sz="0" w:space="0"/>
+            <w:left w:val="none" w:color="auto" w:sz="0" w:space="0"/>
+            <w:bottom w:val="none" w:color="auto" w:sz="0" w:space="0"/>
+            <w:right w:val="none" w:color="auto" w:sz="0" w:space="0"/>
+            <w:insideH w:val="none" w:color="auto" w:sz="0" w:space="0"/>
+            <w:insideV w:val="none" w:color="auto" w:sz="0" w:space="0"/>
+          </w:tblBorders>
+          <w:tblCellMar>
+            <w:left w:w="108" w:type="dxa"/>
+            <w:right w:w="108" w:type="dxa"/>
+          </w:tblCellMar>
+        </w:tblPrEx>
+        <w:tc>
+          <w:tcPr>
+            <w:tcW w:w="4931" w:type="dxa"/>
+            <w:tcBorders>
+              <w:tl2br w:val="nil"/>
+              <w:tr2bl w:val="nil"/>
+            </w:tcBorders>
+          </w:tcPr>
+          <w:p>
+            <w:pPr>
+              <w:bidi/>
+              <w:jc w:val="right"/>
+              <w:rPr>
+                <w:rFonts w:hint="default"/>
+                <w:b/>
+                <w:bCs/>
+                <w:sz w:val="36"/>
+                <w:szCs w:val="36"/>
+                <w:vertAlign w:val="baseline"/>
+                <w:rtl/>
+                <w:lang w:val="en-US" w:bidi="ar-MA"/>
+              </w:rPr>
+            </w:pPr>
+            <w:r>
+              <w:rPr>
+                <w:rFonts w:hint="default"/>
+                <w:b/>
+                <w:bCs/>
+                <w:sz w:val="36"/>
+                <w:szCs w:val="36"/>
+                <w:rtl w:val="0"/>
+                <w:lang w:val="en-US" w:bidi="ar-MA"/>
+              </w:rPr>
+              <w:t>${TR5}</w:t>
+            </w:r>
+          </w:p>
+        </w:tc>
+        <w:tc>
+          <w:tcPr>
+            <w:tcW w:w="4931" w:type="dxa"/>
+            <w:tcBorders>
+              <w:tl2br w:val="nil"/>
+              <w:tr2bl w:val="nil"/>
+            </w:tcBorders>
+          </w:tcPr>
+          <w:p>
+            <w:pPr>
+              <w:bidi/>
+              <w:jc w:val="left"/>
+              <w:rPr>
+                <w:rFonts w:hint="default"/>
+                <w:b/>
+                <w:bCs/>
+                <w:sz w:val="36"/>
+                <w:szCs w:val="36"/>
+                <w:vertAlign w:val="baseline"/>
+                <w:rtl/>
+                <w:lang w:val="en-US" w:bidi="ar-MA"/>
+              </w:rPr>
+            </w:pPr>
+            <w:r>
+              <w:rPr>
+                <w:rFonts w:hint="default"/>
+                <w:b/>
+                <w:bCs/>
+                <w:sz w:val="36"/>
+                <w:szCs w:val="36"/>
+                <w:rtl w:val="0"/>
+                <w:lang w:val="en-US" w:bidi="ar-MA"/>
+              </w:rPr>
+              <w:t xml:space="preserve">${NA} </w:t>
+            </w:r>
+          </w:p>
+        </w:tc>
+      </w:tr>
+    </w:tbl>
     <w:p>
       <w:pPr>
         <w:bidi/>
@@ -91,40 +206,6 @@
           <w:lang w:val="en-US" w:bidi="ar-MA"/>
         </w:rPr>
       </w:pPr>
-      <w:r>
-        <w:rPr>
-          <w:rFonts w:hint="default"/>
-          <w:b/>
-          <w:bCs/>
-          <w:sz w:val="36"/>
-          <w:szCs w:val="36"/>
-          <w:rtl w:val="0"/>
-          <w:lang w:val="en-US" w:bidi="ar-MA"/>
-        </w:rPr>
-        <w:t>${NA} ${TR5}</w:t>
-      </w:r>
-    </w:p>
-    <w:p>
-      <w:pPr>
-        <w:bidi/>
-        <w:jc w:val="center"/>
-        <w:rPr>
-          <w:rtl/>
-          <w:lang w:bidi="ar-MA"/>
-        </w:rPr>
-      </w:pPr>
-      <w:r>
-        <w:rPr>
-          <w:rFonts w:hint="cs"/>
-          <w:b/>
-          <w:bCs/>
-          <w:sz w:val="36"/>
-          <w:szCs w:val="36"/>
-          <w:rtl/>
-          <w:lang w:bidi="ar-MA"/>
-        </w:rPr>
-        <w:t>بإقليم الصويرة</w:t>
-      </w:r>
     </w:p>
     <w:p>
       <w:pPr>
@@ -161,6 +242,8 @@
           <w:lang w:bidi="ar-MA"/>
         </w:rPr>
       </w:pPr>
+      <w:bookmarkStart w:id="0" w:name="_GoBack"/>
+      <w:bookmarkEnd w:id="0"/>
     </w:p>
     <w:p>
       <w:pPr>
@@ -309,7 +392,7 @@
           <w:rtl/>
           <w:lang w:bidi="ar-MA"/>
         </w:rPr>
-        <w:t xml:space="preserve">.  وذلك يوم </w:t>
+        <w:t>.  وذلك يوم</w:t>
       </w:r>
       <w:r>
         <w:rPr>
@@ -319,7 +402,7 @@
           <w:rtl w:val="0"/>
           <w:lang w:val="en-US" w:bidi="ar-MA"/>
         </w:rPr>
-        <w:t xml:space="preserve"> ${DR}</w:t>
+        <w:t xml:space="preserve">  ${DR}</w:t>
       </w:r>
       <w:r>
         <w:rPr>
@@ -386,8 +469,6 @@
         </w:rPr>
         <w:t>.</w:t>
       </w:r>
-      <w:bookmarkStart w:id="0" w:name="_GoBack"/>
-      <w:bookmarkEnd w:id="0"/>
     </w:p>
     <w:p>
       <w:pPr>
@@ -456,6 +537,12 @@
     <w:sectPr>
       <w:pgSz w:w="11906" w:h="16838"/>
       <w:pgMar w:top="851" w:right="1267" w:bottom="1411" w:left="993" w:header="720" w:footer="720" w:gutter="0"/>
+      <w:pgBorders>
+        <w:top w:val="none" w:sz="0" w:space="0"/>
+        <w:left w:val="none" w:sz="0" w:space="0"/>
+        <w:bottom w:val="none" w:sz="0" w:space="0"/>
+        <w:right w:val="none" w:sz="0" w:space="0"/>
+      </w:pgBorders>
       <w:cols w:space="720" w:num="1"/>
     </w:sectPr>
   </w:body>
